--- a/hin/docx/40.content.docx
+++ b/hin/docx/40.content.docx
@@ -28,22 +28,6 @@
       </w:r>
     </w:p>
     <w:p>
-      <w:pPr>
-        <w:pStyle w:val="Heading2"/>
-      </w:pPr>
-      <w:r>
-        <w:rPr>
-          <w:lang w:val="hi_IN" w:bidi="hi_IN"/>
-        </w:rPr>
-        <w:t>License Information</w:t>
-      </w:r>
-      <w:r>
-        <w:rPr>
-          <w:lang w:val="hi_IN" w:bidi="hi_IN"/>
-        </w:rPr>
-      </w:r>
-    </w:p>
-    <w:p>
       <w:pPr/>
       <w:r>
         <w:rPr>
@@ -55,86 +39,25 @@
           <w:b/>
           <w:lang w:val="hi_IN" w:bidi="hi_IN"/>
         </w:rPr>
-        <w:t>अध्ययन नोट्स (बिब्लिका)</w:t>
-      </w:r>
-      <w:r>
-        <w:rPr>
-          <w:lang w:val="hi_IN" w:bidi="hi_IN"/>
-        </w:rPr>
-        <w:t xml:space="preserve"> (Hindi) is based on</w:t>
-      </w:r>
-      <w:r>
-        <w:rPr>
-          <w:lang w:val="hi_IN" w:bidi="hi_IN"/>
-        </w:rPr>
-        <w:t xml:space="preserve">: </w:t>
-      </w:r>
-      <w:r>
-        <w:rPr>
-          <w:lang w:val="hi_IN" w:bidi="hi_IN"/>
-        </w:rPr>
         <w:t>Biblica Study Notes</w:t>
       </w:r>
       <w:r>
         <w:rPr>
           <w:lang w:val="hi_IN" w:bidi="hi_IN"/>
         </w:rPr>
-        <w:t xml:space="preserve">, </w:t>
-      </w:r>
-      <w:hyperlink r:id="rId13">
-        <w:r>
-          <w:rPr>
-            <w:lang w:val="hi_IN" w:bidi="hi_IN"/>
-          </w:rPr>
-          <w:rPr>
-            <w:color w:val="0000EE"/>
-            <w:u w:val="single"/>
-          </w:rPr>
-          <w:t>Biblica Inc.</w:t>
-        </w:r>
-      </w:hyperlink>
-      <w:r>
-        <w:rPr>
-          <w:lang w:val="hi_IN" w:bidi="hi_IN"/>
-        </w:rPr>
-        <w:t xml:space="preserve">, 2023, which is licensed under a </w:t>
-      </w:r>
-      <w:hyperlink r:id="rId14">
-        <w:r>
-          <w:rPr>
-            <w:lang w:val="hi_IN" w:bidi="hi_IN"/>
-          </w:rPr>
-          <w:rPr>
-            <w:color w:val="0000EE"/>
-            <w:u w:val="single"/>
-          </w:rPr>
-          <w:t>CC BY-SA 4.0 license</w:t>
-        </w:r>
-      </w:hyperlink>
-      <w:r>
-        <w:rPr>
-          <w:lang w:val="hi_IN" w:bidi="hi_IN"/>
-        </w:rPr>
-        <w:t>.</w:t>
-      </w:r>
-      <w:r>
-        <w:rPr>
-          <w:lang w:val="hi_IN" w:bidi="hi_IN"/>
-        </w:rPr>
-      </w:r>
-    </w:p>
-    <w:p>
-      <w:pPr/>
-      <w:r>
-        <w:rPr>
-          <w:lang w:val="hi_IN" w:bidi="hi_IN"/>
-        </w:rPr>
-      </w:r>
-      <w:r>
-        <w:rPr>
-          <w:lang w:val="hi_IN" w:bidi="hi_IN"/>
-        </w:rPr>
-        <w:t>This PDF version is provided under the same license.</w:t>
+        <w:t xml:space="preserve"> © 2023 Biblica Inc. Released under CC BY-SA 4.0 license. </w:t>
+      </w:r>
+      <w:r>
+        <w:rPr>
+          <w:lang w:val="hi_IN" w:bidi="hi_IN"/>
+        </w:rPr>
+        <w:t>Biblica Study Notes</w:t>
+      </w:r>
+      <w:r>
+        <w:rPr>
+          <w:lang w:val="hi_IN" w:bidi="hi_IN"/>
+        </w:rPr>
+        <w:t xml:space="preserve"> has been adapted in the following languages: Tok Pisin, Arabic (عربي), French (Français), Hindi (हिंदी), Indonesian (Bahasa Indonesia), Portuguese (Português), Russian (Русский), Spanish (Español), Swahili (Kiswahili), and Simplified Chinese (简体中文)from Biblica Study Notes © 2023 Biblica Inc. Released under CC BY-SA 4.0 license by Mission Mutual</w:t>
       </w:r>
       <w:r>
         <w:rPr>

--- a/hin/docx/40.content.docx
+++ b/hin/docx/40.content.docx
@@ -116,26 +116,6 @@
           <w:lang w:val="hi_IN" w:bidi="hi_IN"/>
         </w:rPr>
         <w:t>MAT</w:t>
-      </w:r>
-      <w:r>
-        <w:rPr>
-          <w:lang w:val="hi_IN" w:bidi="hi_IN"/>
-        </w:rPr>
-      </w:r>
-    </w:p>
-    <w:p>
-      <w:pPr/>
-      <w:r>
-        <w:rPr>
-          <w:lang w:val="hi_IN" w:bidi="hi_IN"/>
-        </w:rPr>
-      </w:r>
-      <w:r>
-        <w:rPr>
-          <w:i/>
-          <w:lang w:val="hi_IN" w:bidi="hi_IN"/>
-        </w:rPr>
-        <w:t>मत्ती 1:1–17, मत्ती 1:18–25, मत्ती 2:1–23, मत्ती 3:1–12, मत्ती 3:13–17, मत्ती 4:1–11, मत्ती 4:12–17, मत्ती 4:18–25, मत्ती 5:1–12, मत्ती 5:13–20, मत्ती 5:21–48, मत्ती 6:1–15, मत्ती 6:16–34, मत्ती 7:1–12, मत्ती 7:13–23, मत्ती 7:24–29, मत्ती 8:1–17, मत्ती 8:18–34, मत्ती 9:1–17, मत्ती 9:18–38, मत्ती 10:1–15, मत्ती 10:16–42, मत्ती 11:1–19, मत्ती 11:20–30, मत्ती 12:1–14, मत्ती 12:15–21, मत्ती 12:22–37, मत्ती 12:38–50, मत्ती 13:1–23, मत्ती 13:24–52, मत्ती 13:53–14:12, मत्ती 14:13–21, मत्ती 14:22–36, मत्ती 15:1–20, मत्ती 15:21–28, मत्ती 15:29–39, मत्ती 16:1–12, मत्ती 16:13–27, मत्ती 16:28–17:13, मत्ती 17:14–27, मत्ती 18:1–11, मत्ती 18:12–14, मत्ती 18:15–35, मत्ती 19:1–15, मत्ती 19:16–30, मत्ती 20:1–16, मत्ती 20:17–34, मत्ती 21:1–17, मत्ती 21:18–27, मत्ती 21:28–46, मत्ती 22:1–14, मत्ती 22:15–33, मत्ती 22:34–46, मत्ती 23:1–39, मत्ती 24:1–14, मत्ती 24:15–51, मत्ती 25:1–13, मत्ती 25:14–30, मत्ती 25:31–46, मत्ती 26:1–16, मत्ती 26:17–30, मत्ती 26:31–46, मत्ती 26:47–56, Matthew 26:57–68, मत्ती 26:69–75, मत्ती 27:1–10, मत्ती 27:11–26, मत्ती 27:27–44, मत्ती 27:45–66, मत्ती 28:1–15, मत्ती 28:16–20</w:t>
       </w:r>
       <w:r>
         <w:rPr>

--- a/hin/docx/40.content.docx
+++ b/hin/docx/40.content.docx
@@ -19,7 +19,7 @@
         <w:rPr>
           <w:lang w:val="hi_IN" w:bidi="hi_IN"/>
         </w:rPr>
-        <w:t>Resource: अध्ययन नोट्स (बिब्लिका)</w:t>
+        <w:t>Resource: Biblica Study Notes</w:t>
       </w:r>
       <w:r>
         <w:rPr>
@@ -78,7 +78,7 @@
         <w:rPr>
           <w:lang w:val="hi_IN" w:bidi="hi_IN"/>
         </w:rPr>
-        <w:t>अध्ययन नोट्स (बिब्लिका)</w:t>
+        <w:t>Biblica Study Notes</w:t>
       </w:r>
     </w:p>
     <w:p>
